--- a/docs/lista_louvores/Textos_Louvores/ESTAMOS AQUI.docx
+++ b/docs/lista_louvores/Textos_Louvores/ESTAMOS AQUI.docx
@@ -6,17 +6,11 @@
       <w:pPr>
         <w:spacing w:after="120"/>
         <w:rPr>
-          <w:rFonts w:ascii="Arial" w:hAnsi="Arial" w:cs="Arial"/>
-          <w:sz w:val="28"/>
-          <w:szCs w:val="28"/>
           <w:u w:val="single"/>
         </w:rPr>
       </w:pPr>
       <w:r>
         <w:rPr>
-          <w:rFonts w:ascii="Arial" w:hAnsi="Arial" w:cs="Arial"/>
-          <w:sz w:val="28"/>
-          <w:szCs w:val="28"/>
           <w:u w:val="single"/>
         </w:rPr>
         <w:t>ESTAMOS AQUI</w:t>
@@ -24,6 +18,7 @@
     </w:p>
     <w:p>
       <w:pPr>
+        <w:spacing w:after="120"/>
         <w:rPr>
           <w:b/>
         </w:rPr>
@@ -32,7 +27,21 @@
         <w:rPr>
           <w:b/>
         </w:rPr>
-        <w:t>Estamos aqui pra Te adorar,</w:t>
+        <w:t xml:space="preserve">Estamos aqui </w:t>
+      </w:r>
+      <w:proofErr w:type="gramStart"/>
+      <w:r>
+        <w:rPr>
+          <w:b/>
+        </w:rPr>
+        <w:t>pra</w:t>
+      </w:r>
+      <w:proofErr w:type="gramEnd"/>
+      <w:r>
+        <w:rPr>
+          <w:b/>
+        </w:rPr>
+        <w:t xml:space="preserve"> Te adorar,</w:t>
       </w:r>
       <w:r>
         <w:rPr>
@@ -50,75 +59,149 @@
         <w:rPr>
           <w:b/>
         </w:rPr>
-        <w:t>m Tua presença pra Te exaltar</w:t>
+        <w:t xml:space="preserve">m Tua presença </w:t>
+      </w:r>
+      <w:proofErr w:type="gramStart"/>
+      <w:r>
+        <w:rPr>
+          <w:b/>
+        </w:rPr>
+        <w:t>pra</w:t>
+      </w:r>
+      <w:proofErr w:type="gramEnd"/>
+      <w:r>
+        <w:rPr>
+          <w:b/>
+        </w:rPr>
+        <w:t xml:space="preserve"> Te exaltar</w:t>
+      </w:r>
+      <w:r>
+        <w:rPr>
+          <w:b/>
+        </w:rPr>
+        <w:br/>
+      </w:r>
+      <w:r>
+        <w:rPr>
+          <w:b/>
+        </w:rPr>
+        <w:t>Nossos olhos contemplam</w:t>
+      </w:r>
+      <w:r>
+        <w:rPr>
+          <w:b/>
+        </w:rPr>
+        <w:br/>
+        <w:t>Tua face de amor</w:t>
+      </w:r>
+      <w:r>
+        <w:rPr>
+          <w:b/>
+        </w:rPr>
+        <w:br/>
+      </w:r>
+      <w:r>
+        <w:rPr>
+          <w:b/>
+        </w:rPr>
+        <w:t>Tudo o que temos, tudo o que somos</w:t>
+      </w:r>
+      <w:r>
+        <w:rPr>
+          <w:b/>
+        </w:rPr>
+        <w:br/>
+      </w:r>
+      <w:r>
+        <w:rPr>
+          <w:b/>
+        </w:rPr>
+        <w:t>É</w:t>
+      </w:r>
+      <w:r>
+        <w:rPr>
+          <w:b/>
+        </w:rPr>
+        <w:t xml:space="preserve"> Teu, Senhor</w:t>
       </w:r>
     </w:p>
     <w:p>
       <w:pPr>
-        <w:rPr>
-          <w:b/>
+        <w:spacing w:after="120"/>
+        <w:rPr>
+          <w:b/>
+          <w:i/>
+          <w:iCs/>
         </w:rPr>
       </w:pPr>
       <w:r>
         <w:rPr>
           <w:b/>
-        </w:rPr>
-        <w:t>Nossos olhos contemplam</w:t>
-      </w:r>
-      <w:r>
-        <w:rPr>
-          <w:b/>
-        </w:rPr>
-        <w:br/>
-        <w:t>Tua face de amor</w:t>
+          <w:i/>
+          <w:iCs/>
+        </w:rPr>
+        <w:t>[REFRÃO]</w:t>
       </w:r>
     </w:p>
     <w:p>
       <w:pPr>
-        <w:rPr>
-          <w:b/>
+        <w:spacing w:after="120"/>
+        <w:rPr>
+          <w:bCs/>
         </w:rPr>
       </w:pPr>
       <w:r>
         <w:rPr>
-          <w:b/>
-        </w:rPr>
-        <w:t>Tudo o que temos, tudo o que somos</w:t>
-      </w:r>
-      <w:r>
-        <w:rPr>
-          <w:b/>
-        </w:rPr>
-        <w:br/>
-      </w:r>
-      <w:r>
-        <w:rPr>
-          <w:b/>
-        </w:rPr>
-        <w:t>É</w:t>
-      </w:r>
-      <w:r>
-        <w:rPr>
-          <w:b/>
-        </w:rPr>
-        <w:t xml:space="preserve"> Teu, Senhor</w:t>
-      </w:r>
-      <w:r>
-        <w:rPr>
-          <w:b/>
-        </w:rPr>
-        <w:t xml:space="preserve"> </w:t>
-      </w:r>
-      <w:r>
-        <w:rPr>
-          <w:b/>
-        </w:rPr>
-        <w:t>[2X]</w:t>
+          <w:bCs/>
+        </w:rPr>
+        <w:t xml:space="preserve">Nossas vidas estão </w:t>
+      </w:r>
+      <w:r>
+        <w:rPr>
+          <w:bCs/>
+        </w:rPr>
+        <w:br/>
+      </w:r>
+      <w:r>
+        <w:rPr>
+          <w:bCs/>
+        </w:rPr>
+        <w:t xml:space="preserve">guardadas em Tuas mãos; </w:t>
+      </w:r>
+      <w:r>
+        <w:rPr>
+          <w:bCs/>
+        </w:rPr>
+        <w:br/>
+      </w:r>
+      <w:r>
+        <w:rPr>
+          <w:bCs/>
+        </w:rPr>
+        <w:t>E</w:t>
+      </w:r>
+      <w:r>
+        <w:rPr>
+          <w:bCs/>
+        </w:rPr>
+        <w:t xml:space="preserve">stão escondidas, </w:t>
+      </w:r>
+      <w:r>
+        <w:rPr>
+          <w:bCs/>
+        </w:rPr>
+        <w:br/>
+      </w:r>
+      <w:r>
+        <w:rPr>
+          <w:bCs/>
+        </w:rPr>
+        <w:t>no Teu coração</w:t>
       </w:r>
     </w:p>
     <w:p>
       <w:pPr>
-        <w:spacing w:before="120"/>
+        <w:spacing w:after="120"/>
         <w:rPr>
           <w:bCs/>
         </w:rPr>
@@ -127,11 +210,42 @@
         <w:rPr>
           <w:bCs/>
         </w:rPr>
-        <w:t xml:space="preserve">Nossas vidas estão guardadas em Tuas mãos; </w:t>
+        <w:t xml:space="preserve">Pois somos raça eleita, </w:t>
+      </w:r>
+      <w:r>
+        <w:rPr>
+          <w:bCs/>
+        </w:rPr>
+        <w:br/>
+      </w:r>
+      <w:r>
+        <w:rPr>
+          <w:bCs/>
+        </w:rPr>
+        <w:t>sacerdócio real,</w:t>
+      </w:r>
+      <w:r>
+        <w:rPr>
+          <w:bCs/>
+        </w:rPr>
+        <w:br/>
+      </w:r>
+      <w:r>
+        <w:rPr>
+          <w:bCs/>
+        </w:rPr>
+        <w:t>P</w:t>
+      </w:r>
+      <w:r>
+        <w:rPr>
+          <w:bCs/>
+        </w:rPr>
+        <w:t>ovo santo de Deus</w:t>
       </w:r>
     </w:p>
     <w:p>
       <w:pPr>
+        <w:spacing w:after="120"/>
         <w:rPr>
           <w:bCs/>
         </w:rPr>
@@ -140,48 +254,42 @@
         <w:rPr>
           <w:bCs/>
         </w:rPr>
-        <w:t>E</w:t>
-      </w:r>
-      <w:r>
-        <w:rPr>
-          <w:bCs/>
-        </w:rPr>
-        <w:t>stão escondidas, no Teu coração</w:t>
+        <w:t xml:space="preserve">A fim de proclamar </w:t>
+      </w:r>
+      <w:r>
+        <w:rPr>
+          <w:bCs/>
+        </w:rPr>
+        <w:br/>
+      </w:r>
+      <w:r>
+        <w:rPr>
+          <w:bCs/>
+        </w:rPr>
+        <w:t>Teu reino, oh Senhor</w:t>
       </w:r>
     </w:p>
     <w:p>
       <w:pPr>
-        <w:rPr>
-          <w:bCs/>
+        <w:spacing w:after="120"/>
+        <w:rPr>
+          <w:b/>
+          <w:i/>
+          <w:iCs/>
         </w:rPr>
       </w:pPr>
       <w:r>
         <w:rPr>
-          <w:bCs/>
-        </w:rPr>
-        <w:t>Pois somos raça eleita, sacerdócio real,</w:t>
-      </w:r>
-      <w:r>
-        <w:rPr>
-          <w:bCs/>
-        </w:rPr>
-        <w:br/>
-      </w:r>
-      <w:r>
-        <w:rPr>
-          <w:bCs/>
-        </w:rPr>
-        <w:t>P</w:t>
-      </w:r>
-      <w:r>
-        <w:rPr>
-          <w:bCs/>
-        </w:rPr>
-        <w:t>ovo santo de Deus</w:t>
+          <w:b/>
+          <w:i/>
+          <w:iCs/>
+        </w:rPr>
+        <w:t>[REFRÃO]</w:t>
       </w:r>
     </w:p>
     <w:p>
       <w:pPr>
+        <w:spacing w:after="120"/>
         <w:rPr>
           <w:bCs/>
         </w:rPr>
@@ -190,25 +298,61 @@
         <w:rPr>
           <w:bCs/>
         </w:rPr>
-        <w:t>A fim de proclamar Teu reino, oh Senhor</w:t>
+        <w:t xml:space="preserve">Nossas vidas estão </w:t>
+      </w:r>
+      <w:r>
+        <w:rPr>
+          <w:bCs/>
+        </w:rPr>
+        <w:br/>
+        <w:t xml:space="preserve">guardadas em Tuas mãos; </w:t>
+      </w:r>
+      <w:r>
+        <w:rPr>
+          <w:bCs/>
+        </w:rPr>
+        <w:br/>
+        <w:t xml:space="preserve">Estão escondidas, </w:t>
+      </w:r>
+      <w:r>
+        <w:rPr>
+          <w:bCs/>
+        </w:rPr>
+        <w:br/>
+        <w:t>no Teu coração</w:t>
       </w:r>
     </w:p>
     <w:p>
       <w:pPr>
-        <w:spacing w:before="120" w:after="120"/>
-        <w:rPr>
-          <w:b/>
+        <w:spacing w:after="120"/>
+        <w:rPr>
+          <w:bCs/>
         </w:rPr>
       </w:pPr>
       <w:r>
         <w:rPr>
-          <w:b/>
-        </w:rPr>
-        <w:t>[REFRÃO]</w:t>
+          <w:bCs/>
+        </w:rPr>
+        <w:t xml:space="preserve">Pois somos raça eleita, </w:t>
+      </w:r>
+      <w:r>
+        <w:rPr>
+          <w:bCs/>
+        </w:rPr>
+        <w:br/>
+        <w:t>sacerdócio real,</w:t>
+      </w:r>
+      <w:r>
+        <w:rPr>
+          <w:bCs/>
+        </w:rPr>
+        <w:br/>
+        <w:t>Povo santo de Deus</w:t>
       </w:r>
     </w:p>
     <w:p>
       <w:pPr>
+        <w:spacing w:after="120"/>
         <w:rPr>
           <w:bCs/>
         </w:rPr>
@@ -217,11 +361,19 @@
         <w:rPr>
           <w:bCs/>
         </w:rPr>
-        <w:t xml:space="preserve">Nossas vidas estão guardadas em Tuas mãos; </w:t>
+        <w:t xml:space="preserve">A fim de proclamar </w:t>
+      </w:r>
+      <w:r>
+        <w:rPr>
+          <w:bCs/>
+        </w:rPr>
+        <w:br/>
+        <w:t>Teu reino, oh Senhor</w:t>
       </w:r>
     </w:p>
     <w:p>
       <w:pPr>
+        <w:spacing w:after="120"/>
         <w:rPr>
           <w:bCs/>
         </w:rPr>
@@ -230,75 +382,40 @@
         <w:rPr>
           <w:bCs/>
         </w:rPr>
-        <w:t>E</w:t>
-      </w:r>
-      <w:r>
-        <w:rPr>
-          <w:bCs/>
-        </w:rPr>
-        <w:t>stão escondidas, no Teu coração</w:t>
+        <w:t xml:space="preserve">A fim de proclamar </w:t>
+      </w:r>
+      <w:r>
+        <w:rPr>
+          <w:bCs/>
+        </w:rPr>
+        <w:br/>
+      </w:r>
+      <w:r>
+        <w:rPr>
+          <w:bCs/>
+        </w:rPr>
+        <w:t>Teu reino, oh Senhor</w:t>
       </w:r>
     </w:p>
     <w:p>
       <w:pPr>
-        <w:rPr>
-          <w:bCs/>
+        <w:spacing w:after="120"/>
+        <w:rPr>
+          <w:b/>
         </w:rPr>
       </w:pPr>
       <w:r>
         <w:rPr>
           <w:bCs/>
         </w:rPr>
-        <w:t>Pois somos raça eleita, sacerdócio real,</w:t>
-      </w:r>
-      <w:r>
-        <w:rPr>
-          <w:bCs/>
-        </w:rPr>
-        <w:br/>
-      </w:r>
-      <w:r>
-        <w:rPr>
-          <w:bCs/>
-        </w:rPr>
-        <w:t>P</w:t>
-      </w:r>
-      <w:r>
-        <w:rPr>
-          <w:bCs/>
-        </w:rPr>
-        <w:t>ovo santo de Deus</w:t>
-      </w:r>
-    </w:p>
-    <w:p>
-      <w:pPr>
-        <w:rPr>
-          <w:bCs/>
-        </w:rPr>
-      </w:pPr>
-      <w:r>
-        <w:rPr>
-          <w:bCs/>
-        </w:rPr>
-        <w:t xml:space="preserve">A fim de proclamar Teu reino, oh Senhor </w:t>
-      </w:r>
-      <w:r>
-        <w:rPr>
-          <w:bCs/>
-        </w:rPr>
-        <w:t>[</w:t>
-      </w:r>
-      <w:r>
-        <w:rPr>
-          <w:bCs/>
-        </w:rPr>
-        <w:t>3X</w:t>
-      </w:r>
-      <w:r>
-        <w:rPr>
-          <w:bCs/>
-        </w:rPr>
-        <w:t>]</w:t>
+        <w:t xml:space="preserve">A fim de proclamar </w:t>
+      </w:r>
+      <w:r>
+        <w:rPr>
+          <w:bCs/>
+        </w:rPr>
+        <w:br/>
+        <w:t>Teu reino, oh Senhor</w:t>
       </w:r>
     </w:p>
     <w:sectPr>
